--- a/templates/openagreements-cc-by-4.0/openagreements-restrictive-covenant-nevada/template.fill.docx
+++ b/templates/openagreements-cc-by-4.0/openagreements-restrictive-covenant-nevada/template.fill.docx
@@ -1470,7 +1470,7 @@
         <w:t xml:space="preserve">{nevada_consideration}</w:t>
       </w:r>
       <w:r>
-        <w:t xml:space="preserve"> — and that those restrictions are appropriate in relation to that consideration as NRS 613.195(1)(d) requires. Consistent with Camco, Inc. v. Baker, 113 Nev. 512, 936 P.2d 829 (1997), continued at-will employment can itself be sufficient consideration for a post-hire covenant, but where the restraint is significant Employer should record the specific additional benefit given in exchange for it. Although no Nevada statute requires it, Employer has advised Employee that Employee may consult with an attorney of Employee's choosing before entering into this agreement, and Employee acknowledges having had a reasonable opportunity to do so. Employee acknowledges that the restrictions in this agreement are reasonable and necessary to protect Employer's Protected Interests. This agreement is effective as of the Effective Date listed in Cover Terms.</w:t>
+        <w:t xml:space="preserve"> — and that those restrictions are appropriate in relation to that consideration as NRS 613.195(1)(d) requires. Employer has advised Employee that Employee may consult with an attorney of Employee's choosing before entering into this agreement, and Employee acknowledges having had a reasonable opportunity to do so. Employee acknowledges that the restrictions in this agreement are reasonable and necessary to protect Employer's Protected Interests. This agreement is effective as of the Effective Date listed in Cover Terms.</w:t>
       </w:r>
     </w:p>
     <w:p>
@@ -1499,7 +1499,7 @@
         <w:ind w:left="720"/>
       </w:pPr>
       <w:r>
-        <w:t xml:space="preserve">Employee must treat all Confidential Information as strictly confidential. Employee must not use or disclose Confidential Information except as required to perform authorized job duties or with Employer's prior written consent. Employee's obligations regarding trade secrets continue in perpetuity, consistent with the Nevada Uniform Trade Secrets Act, NRS 600A.010 et seq., under which information keeps its trade-secret status only so long as it derives independent economic value from secrecy and remains the subject of reasonable secrecy efforts. Employee's obligations regarding other Confidential Information continue for the period specified in Cover Terms. This confidentiality covenant is intended to fall within the exception in NRS 613.200(4) for a post-termination agreement that prohibits disclosure of trade secrets, business methods, lists of customers, secret formulas or processes, and confidential information, that is supported by valuable consideration, and that is otherwise reasonable in scope and duration; it does not restrict Employee from working elsewhere and is not intended to operate as a restraint on obtaining employment.</w:t>
+        <w:t xml:space="preserve">Employee must treat all Confidential Information as strictly confidential. Employee must not use or disclose Confidential Information except as required to perform authorized job duties or with Employer's prior written consent. Employee's obligations regarding trade secrets continue for as long as the information remains a Trade Secret. Employee's obligations regarding other Confidential Information continue for the period specified in Cover Terms. This confidentiality covenant is intended to fall within the exception in NRS 613.200(4) for a reasonable, consideration-supported post-termination confidentiality agreement; it does not restrict Employee from working elsewhere and is not intended to operate as a restraint on obtaining employment.</w:t>
       </w:r>
     </w:p>
     <w:p>
@@ -1591,7 +1591,7 @@
         <w:ind w:left="720"/>
       </w:pPr>
       <w:r>
-        <w:t xml:space="preserve">During the Restricted Period, Employee must not Solicit, recruit, hire, or attempt to hire any Covered Employee. This restriction does not prohibit Employee from providing a professional reference upon request or from hiring a person who responds to a general advertisement not directed specifically at Employer's employees. Nevada's non-compete statute does not separately regulate employee non-solicitation, so this covenant is drawn no broader than necessary to protect Employer's workforce stability and is not intended to operate as a de facto bar on any former colleague obtaining employment elsewhere in Nevada, conduct NRS 613.200(1) makes a gross misdemeanor.</w:t>
+        <w:t xml:space="preserve">During the Restricted Period, Employee must not Solicit, recruit, hire, or attempt to hire any Covered Employee. This restriction does not prohibit Employee from providing a professional reference upon request or from hiring a person who responds to a general advertisement not directed specifically at Employer's employees. This covenant is drawn no broader than necessary to protect Employer's workforce stability and does not operate as a bar on any former colleague obtaining employment elsewhere.</w:t>
       </w:r>
     </w:p>
     <w:p>
@@ -1708,7 +1708,7 @@
         <w:ind w:left="720"/>
       </w:pPr>
       <w:r>
-        <w:t xml:space="preserve">During the Restricted Period, Employee must not engage in, be employed by, consult for, or have an active ownership interest in any Competitive Business within the Restricted Territory. This covenant is void and unenforceable unless it satisfies each condition of NRS 613.195(1) — valuable consideration, no restraint greater than required for Employer's protection, no undue hardship on Employee, and restrictions appropriate in relation to the consideration. This covenant does not apply to, and is void against, any Employee who is paid solely on an hourly wage basis, exclusive of any tips or gratuities (NRS 613.195(3)). It is limited by the NRS 613.195(2) volunteer-customer carve-out and by the Post-Restructuring Enforcement section. Passive Public Holdings are permitted.</w:t>
+        <w:t xml:space="preserve">During the Restricted Period, Employee must not engage in, be employed by, consult for, or have an active ownership interest in any Competitive Business within the Restricted Territory. This covenant does not apply to, and is void against, any Employee who is paid solely on an hourly wage basis, exclusive of any tips or gratuities (NRS 613.195(3)). It is limited by the NRS 613.195(2) volunteer-customer carve-out and by the Post-Restructuring Enforcement section. Passive Public Holdings are permitted.</w:t>
       </w:r>
     </w:p>
     <w:p>
@@ -1813,7 +1813,7 @@
         <w:spacing w:before="0" w:after="120" w:line="340" w:lineRule="auto"/>
       </w:pPr>
       <w:r>
-        <w:t xml:space="preserve">Notwithstanding any other provision of this agreement, no covenant not to compete in this agreement applies to, and each is void and unenforceable against, an Employee who is paid solely on an hourly wage basis, exclusive of any tips or gratuities (NRS 613.195(3)). This exclusion applies regardless of the consideration provided, the tailoring of the restraint, or any acknowledgement by Employee, and an attempt to enforce a covenant against such an Employee exposes Employer to a mandatory award of the Employee's reasonable attorney's fees and costs (NRS 613.195(7)).</w:t>
+        <w:t xml:space="preserve">Notwithstanding any other provision of this agreement, no covenant not to compete in this agreement applies to, and each is void and unenforceable against, an Employee who is paid solely on an hourly wage basis, exclusive of any tips or gratuities (NRS 613.195(3)). This exclusion applies regardless of the consideration provided, the tailoring of the restraint, or any acknowledgement by Employee.</w:t>
       </w:r>
     </w:p>
     <w:p>
@@ -1884,7 +1884,7 @@
         <w:ind w:left="720"/>
       </w:pPr>
       <w:r>
-        <w:t xml:space="preserve">Employer may disclose the existence and terms of this agreement to a prospective employer or business associate of Employee only where Employer has a reasonable, good-faith belief that Employee is likely to breach a covenant that is itself valid and enforceable under NRS 613.195. Employer will not use any such notice to willfully prevent Employee from obtaining employment elsewhere in Nevada, conduct NRS 613.200(1) makes a gross misdemeanor. Employee consents to a disclosure made within these limits.</w:t>
+        <w:t xml:space="preserve">Employer may disclose the existence and terms of this agreement to a prospective employer or business associate of Employee only where Employer has a reasonable, good-faith belief that Employee is likely to breach a covenant that is itself valid and enforceable under NRS 613.195. Employer will not use any such notice to willfully prevent Employee from obtaining employment elsewhere in Nevada. Employee consents to a disclosure made within these limits.</w:t>
       </w:r>
     </w:p>
     <w:p>
@@ -1913,7 +1913,7 @@
         <w:ind w:left="720"/>
       </w:pPr>
       <w:r>
-        <w:t xml:space="preserve">If Employee breaches any restrictive covenant in this agreement, the Restricted Period for that covenant is extended by one day for each day of the breach, up to the original duration of that covenant, so that the full duration of the restriction runs from the date the breach ends. No Nevada statute or appellate decision squarely approves or rejects tolling; this extension is drafted as a bounded, defined term so that it may be weighed with the rest of the covenant under NRS 613.195, and never as an open-ended restraint.</w:t>
+        <w:t xml:space="preserve">If Employee breaches any restrictive covenant in this agreement, the Restricted Period for that covenant is extended by one day for each day of the breach, up to the original duration of that covenant, so that the full duration of the restriction runs from the date the breach ends. The extension operates as a bounded, defined term rather than an open-ended restraint.</w:t>
       </w:r>
     </w:p>
     <w:p>
@@ -2000,7 +2000,7 @@
         <w:ind w:left="720"/>
       </w:pPr>
       <w:r>
-        <w:t xml:space="preserve">The parties acknowledge that NRS 613.195(6) makes judicial revision mandatory, not discretionary: where a covenant is supported by valuable consideration but its limitations as to time, geographical area, or scope of activity are unreasonable, impose a greater restraint than is necessary for Employer's protection, or impose undue hardship on Employee, the court shall revise the covenant to the extent necessary and enforce it as revised. Consistent with Tough Turtle Turf, LLC v. Scott, 139 Nev. Adv. Op. 47, 537 P.3d 883 (2023), that duty overruled the prior rule of Golden Road Motor Inn, Inc. v. Islam, 132 Nev. 476, 376 P.3d 151 (2016), under which an unreasonable covenant was wholly unenforceable — but two limits remain: a covenant unsupported by valuable consideration stays unenforceable, and a court will revise rather than rewrite, so it will not supply missing essential terms. Each restrictive covenant here is therefore drawn no broader than necessary and is intended to be enforceable as written rather than in reliance on judicial revision. Consistent with Duong v. Fielden Hanson Isaacs Miyada Robison Yeh, Ltd., 136 Nev. Adv. Op. 87, 478 P.3d 380 (2020), the parties further authorize a court to blue-pencil any overbroad restraint that the mandatory-revision statute does not reach.</w:t>
+        <w:t xml:space="preserve">The parties acknowledge that NRS 613.195(6) makes judicial revision mandatory, not discretionary: where a covenant is supported by valuable consideration but its limitations as to time, geographical area, or scope of activity are unreasonable, impose a greater restraint than is necessary for Employer's protection, or impose undue hardship on Employee, the court shall revise the covenant to the extent necessary and enforce it as revised. Each restrictive covenant here is drawn no broader than necessary and is intended to be enforceable as written rather than in reliance on judicial revision. The parties further authorize a court to blue-pencil any overbroad restraint that the mandatory-revision statute does not reach.</w:t>
       </w:r>
     </w:p>
     <w:p>
@@ -2058,7 +2058,7 @@
         <w:ind w:left="720"/>
       </w:pPr>
       <w:r>
-        <w:t xml:space="preserve">Employee may not assign this agreement or any rights or obligations under it. Employer may assign this agreement to any affiliate or to a successor that acquires Employer's business through a statutory merger, in which case the covenants pass by operation of law, consistent with HD Supply Facilities Maint., Ltd. v. Bymoen, 125 Nev. 200, 210 P.3d 183 (2009). In an asset sale, however, the covenants not to compete and not to solicit are personal in nature and are not assignable to the purchaser absent Employee's express consent, obtained through arm's-length negotiation and supported by valuable consideration beyond that necessary to support the underlying covenants, consistent with Traffic Control Servs., Inc. v. United Rentals Nw., Inc., 120 Nev. 168, 87 P.3d 1054 (2004); a general successors-and-assigns clause does not substitute for that consent. This section does not affect any reasonable sale-of-business covenant permitted under NRS 598A.040(5). This agreement is binding on and inures to the benefit of the parties and their respective heirs, successors, and permitted assigns.</w:t>
+        <w:t xml:space="preserve">Employee may not assign this agreement or any rights or obligations under it. Employer may assign this agreement to any affiliate or to a successor that acquires Employer's business through a statutory merger, in which case the covenants pass by operation of law. In an asset sale, however, the covenants not to compete and not to solicit are personal in nature and are not assignable to the purchaser absent Employee's express consent, obtained through arm's-length negotiation and supported by valuable consideration beyond that necessary to support the underlying covenants; a general successors-and-assigns clause does not substitute for that consent. This section does not affect any reasonable sale-of-business covenant permitted under NRS 598A.040(5). This agreement is binding on and inures to the benefit of the parties and their respective heirs, successors, and permitted assigns.</w:t>
       </w:r>
     </w:p>
     <w:p>
@@ -2087,7 +2087,7 @@
         <w:ind w:left="720"/>
       </w:pPr>
       <w:r>
-        <w:t xml:space="preserve">This agreement is governed by the law listed in Cover Terms, including NRS 613.195 and NRS 613.200 where Nevada law applies. Disputes will be resolved in the courts of the Governing Law state, subject to non-waivable rights under applicable law. Where Employee works in Nevada, a Nevada-law, Nevada-forum resolution best matches Nevada's public-policy interest in its worker exclusion, volunteer-customer carve-out, and mandatory fee shifting.</w:t>
+        <w:t xml:space="preserve">This agreement is governed by the law listed in Cover Terms, including NRS 613.195 and NRS 613.200 where Nevada law applies. Disputes will be resolved in the courts of the Governing Law state, subject to non-waivable rights under applicable law.</w:t>
       </w:r>
     </w:p>
     <w:p>

--- a/templates/openagreements-cc-by-4.0/openagreements-restrictive-covenant-nevada/template.fill.docx
+++ b/templates/openagreements-cc-by-4.0/openagreements-restrictive-covenant-nevada/template.fill.docx
@@ -1319,7 +1319,7 @@
         <w:t xml:space="preserve">“Protected Interests”</w:t>
       </w:r>
       <w:r>
-        <w:t xml:space="preserve"> means Employer's legitimate business interests in its Confidential Information and trade secrets, its relationships with customers, clients, and referral sources, its workforce stability, and its goodwill, in each case only to the extent a restraint imposed to protect them is no greater than is required for Employer's protection under NRS 613.195(1)(b).</w:t>
+        <w:t xml:space="preserve"> means Employer's Confidential Information, Trade Secrets, customer relationships, workforce stability, and goodwill.</w:t>
       </w:r>
     </w:p>
     <w:p>
@@ -1422,7 +1422,7 @@
           <w:b/>
           <w:bCs/>
         </w:rPr>
-        <w:t xml:space="preserve">Recitals and Statutory Validity</w:t>
+        <w:t xml:space="preserve">Recitals and Protectable Interests</w:t>
       </w:r>
     </w:p>
     <w:p>
@@ -1432,7 +1432,7 @@
         <w:ind w:left="720"/>
       </w:pPr>
       <w:r>
-        <w:t xml:space="preserve">Employer and Employee acknowledge that each restrictive covenant in this agreement is intended to satisfy NRS 613.195(1): it is supported by valuable consideration; it imposes no restraint greater than is required for the protection of the employer for whose benefit the restraint is imposed; it imposes no undue hardship on Employee; and its restrictions are appropriate in relation to the valuable consideration supporting them. The named Employer is the entity whose Protected Interests the restraints serve, so that each restraint can be measured against the protection Employer actually requires. Employer would not provide Employee with access to its Protected Interests absent the protections in this agreement.</w:t>
+        <w:t xml:space="preserve">Employer and Employee acknowledge that Employee will receive access to Employer's Protected Interests and that the restrictive covenants in this agreement protect those interests. Employer would not provide Employee with that access absent the protections in this agreement.</w:t>
       </w:r>
     </w:p>
     <w:p>
@@ -1461,7 +1461,7 @@
         <w:ind w:left="720"/>
       </w:pPr>
       <w:r>
-        <w:t xml:space="preserve">The parties agree that this agreement is supported by valuable consideration within the meaning of NRS 613.195(1)(a) — namely </w:t>
+        <w:t xml:space="preserve">The parties agree that this agreement is supported by valuable consideration, namely </w:t>
       </w:r>
       <w:r>
         <w:rPr>
@@ -1470,7 +1470,7 @@
         <w:t xml:space="preserve">{nevada_consideration}</w:t>
       </w:r>
       <w:r>
-        <w:t xml:space="preserve"> — and that those restrictions are appropriate in relation to that consideration as NRS 613.195(1)(d) requires. Employer has advised Employee that Employee may consult with an attorney of Employee's choosing before entering into this agreement, and Employee acknowledges having had a reasonable opportunity to do so. Employee acknowledges that the restrictions in this agreement are reasonable and necessary to protect Employer's Protected Interests. This agreement is effective as of the Effective Date listed in Cover Terms.</w:t>
+        <w:t xml:space="preserve">. Employer has advised Employee that Employee may consult with an attorney of Employee's choosing before entering into this agreement, and Employee acknowledges having had a reasonable opportunity to do so. Employee acknowledges that the restrictions in this agreement are appropriate to protect Employer's Protected Interests. This agreement is effective as of the Effective Date listed in Cover Terms.</w:t>
       </w:r>
     </w:p>
     <w:p>
@@ -1499,7 +1499,7 @@
         <w:ind w:left="720"/>
       </w:pPr>
       <w:r>
-        <w:t xml:space="preserve">Employee must treat all Confidential Information as strictly confidential. Employee must not use or disclose Confidential Information except as required to perform authorized job duties or with Employer's prior written consent. Employee's obligations regarding trade secrets continue for as long as the information remains a Trade Secret. Employee's obligations regarding other Confidential Information continue for the period specified in Cover Terms. This confidentiality covenant is intended to fall within the exception in NRS 613.200(4) for a reasonable, consideration-supported post-termination confidentiality agreement; it does not restrict Employee from working elsewhere and is not intended to operate as a restraint on obtaining employment.</w:t>
+        <w:t xml:space="preserve">Employee must treat all Confidential Information as strictly confidential. Employee must not use or disclose Confidential Information except as required to perform authorized job duties or with Employer's prior written consent. Employee's obligations regarding trade secrets continue for as long as the information remains a Trade Secret. Employee's obligations regarding other Confidential Information continue for the period specified in Cover Terms. This covenant does not restrict Employee from working elsewhere.</w:t>
       </w:r>
     </w:p>
     <w:p>
@@ -1557,7 +1557,7 @@
         <w:ind w:left="720"/>
       </w:pPr>
       <w:r>
-        <w:t xml:space="preserve">Upon termination of employment, Employee must promptly return to Employer all documents, devices, files, credentials, and other materials containing or relating to Confidential Information. Where permitted, Employee must permanently delete electronic copies of Confidential Information from personal devices and accounts. Employee must certify compliance with this section in writing upon Employer's request. A documented return-and-certification process evidences the reasonable secrecy efforts that NRS 600A.030 requires for information to retain trade-secret status.</w:t>
+        <w:t xml:space="preserve">Upon termination of employment, Employee must promptly return to Employer all documents, devices, files, credentials, and other materials containing or relating to Confidential Information. Where permitted, Employee must permanently delete electronic copies of Confidential Information from personal devices and accounts. Employee must certify compliance with this section in writing upon Employer's request.</w:t>
       </w:r>
     </w:p>
     <w:p>
@@ -1591,7 +1591,7 @@
         <w:ind w:left="720"/>
       </w:pPr>
       <w:r>
-        <w:t xml:space="preserve">During the Restricted Period, Employee must not Solicit, recruit, hire, or attempt to hire any Covered Employee. This restriction does not prohibit Employee from providing a professional reference upon request or from hiring a person who responds to a general advertisement not directed specifically at Employer's employees. This covenant is drawn no broader than necessary to protect Employer's workforce stability and does not operate as a bar on any former colleague obtaining employment elsewhere.</w:t>
+        <w:t xml:space="preserve">During the Restricted Period, Employee must not Solicit, recruit, hire, or attempt to hire any Covered Employee. This restriction does not prohibit Employee from providing a professional reference upon request or from hiring a person who responds to a general advertisement not directed specifically at Employer's employees. This covenant is limited to the scope needed to protect Employer's workforce stability and does not operate as a bar on any former colleague obtaining employment elsewhere.</w:t>
       </w:r>
     </w:p>
     <w:p>
@@ -1630,7 +1630,7 @@
         <w:ind w:left="720"/>
       </w:pPr>
       <w:r>
-        <w:t xml:space="preserve">During the Restricted Period, Employee must not Solicit the business of any Covered Customer. This covenant polices outreach, not service: consistent with NRS 613.195(2), it does not restrict, and Employer will not bring an action to restrict, Employee from providing service to a former customer or client whom Employee did not solicit, who voluntarily chose to leave Employer and seek Employee's services, and whom Employee serves in compliance with the covenant's other valid limits as to time, geographical area, and scope of activity.</w:t>
+        <w:t xml:space="preserve">During the Restricted Period, Employee must not Solicit the business of any Covered Customer. Employee may provide services to a former customer or client whom Employee did not solicit and who voluntarily chose to leave Employer and seek Employee's services, subject to the covenant's stated limits on time, geographical area, and scope of activity.</w:t>
       </w:r>
     </w:p>
     <w:p>
@@ -1669,7 +1669,7 @@
         <w:ind w:left="720"/>
       </w:pPr>
       <w:r>
-        <w:t xml:space="preserve">During the Restricted Period, Employee must not accept, service, or do business with any Covered Customer. This restriction is broader than non-solicitation because it can apply even where the Covered Customer first initiated contact; it is therefore expressly limited by the NRS 613.195(2) volunteer-customer carve-out. This covenant does not, and may not, restrict Employee from providing service to a former customer or client whom Employee did not solicit, who voluntarily chose to leave Employer and seek Employee's services without any contact instigated by Employee, and whom Employee serves within the covenant's other valid limits, and Employer will not bring an action to restrict that protected service.</w:t>
+        <w:t xml:space="preserve">During the Restricted Period, Employee must not accept, service, or do business with any Covered Customer. This covenant does not restrict Employee from providing service to a former customer or client whom Employee did not solicit and who voluntarily chose to leave Employer and seek Employee's services without any contact instigated by Employee.</w:t>
       </w:r>
     </w:p>
     <w:p>
@@ -1708,7 +1708,7 @@
         <w:ind w:left="720"/>
       </w:pPr>
       <w:r>
-        <w:t xml:space="preserve">During the Restricted Period, Employee must not engage in, be employed by, consult for, or have an active ownership interest in any Competitive Business within the Restricted Territory. This covenant does not apply to, and is void against, any Employee who is paid solely on an hourly wage basis, exclusive of any tips or gratuities (NRS 613.195(3)). It is limited by the NRS 613.195(2) volunteer-customer carve-out and by the Post-Restructuring Enforcement section. Passive Public Holdings are permitted.</w:t>
+        <w:t xml:space="preserve">During the Restricted Period, Employee must not engage in, be employed by, consult for, or have an active ownership interest in any Competitive Business within the Restricted Territory. This covenant does not apply to any Employee who is paid solely on an hourly wage basis, exclusive of any tips or gratuities. It also does not prohibit Employee from providing service to a former customer or client whom Employee did not solicit and who voluntarily chose to leave Employer and seek Employee's services without any contact instigated by Employee. The Post-Restructuring Enforcement section also applies. Passive Public Holdings are permitted.</w:t>
       </w:r>
     </w:p>
     <w:p>
@@ -1747,7 +1747,7 @@
         <w:ind w:left="720"/>
       </w:pPr>
       <w:r>
-        <w:t xml:space="preserve">During the Restricted Period, Employee must not acquire or hold any active ownership interest in, serve as a director, officer, manager, or advisor to, or have material economic participation in any Competitive Business. This restriction primarily targets active or material ownership in private competitors. Passive Public Holdings are permitted. Because this covenant restrains active roles at and material participation in a Competitive Business, it functions as a covenant not to compete under NRS 613.195; it therefore does not apply to an Employee paid solely on an hourly wage basis (NRS 613.195(3)), is subject to the same NRS 613.195(1) validity conditions and the Post-Restructuring Enforcement section as the non-compete in this agreement, and is drawn no broader than is required to protect Employer's Protected Interests.</w:t>
+        <w:t xml:space="preserve">During the Restricted Period, Employee must not acquire or hold any active ownership interest in, serve as a director, officer, manager, or advisor to, or have material economic participation in any Competitive Business. Passive Public Holdings are permitted. This covenant does not apply to an Employee paid solely on an hourly wage basis, exclusive of tips or gratuities, and is subject to the Post-Restructuring Enforcement section.</w:t>
       </w:r>
     </w:p>
     <w:p>
@@ -1913,7 +1913,7 @@
         <w:ind w:left="720"/>
       </w:pPr>
       <w:r>
-        <w:t xml:space="preserve">If Employee breaches any restrictive covenant in this agreement, the Restricted Period for that covenant is extended by one day for each day of the breach, up to the original duration of that covenant, so that the full duration of the restriction runs from the date the breach ends. The extension operates as a bounded, defined term rather than an open-ended restraint.</w:t>
+        <w:t xml:space="preserve">If Employee breaches any restrictive covenant in this agreement, the Restricted Period for that covenant is extended by one day for each day of the breach, up to the original duration of that covenant.</w:t>
       </w:r>
     </w:p>
     <w:p>
@@ -1942,7 +1942,7 @@
         <w:ind w:left="720"/>
       </w:pPr>
       <w:r>
-        <w:t xml:space="preserve">Employee acknowledges that a breach of this agreement may cause Employer irreparable harm for which money damages would be inadequate. Employer may seek injunctive or other equitable relief in addition to any other remedies available at law; any injunction will track each covenant as revised under NRS 613.195(6), not necessarily as written. Employee retains the mandatory award of reasonable attorney's fees and costs that NRS 613.195(7) requires where a covenant applies to an Employee paid solely on an hourly wage basis or where Employer has restricted or attempted to restrict protected volunteer-customer service, and no provision of this agreement displaces that statutory award.</w:t>
+        <w:t xml:space="preserve">Nothing in this agreement waives any non-waivable statutory rights under NRS 613.195(7).</w:t>
       </w:r>
     </w:p>
     <w:p>
@@ -1990,7 +1990,7 @@
           <w:b/>
           <w:bCs/>
         </w:rPr>
-        <w:t xml:space="preserve">Reformation and Mandatory Judicial Revision</w:t>
+        <w:t xml:space="preserve">Survival and Expiration of Each Covenant</w:t>
       </w:r>
     </w:p>
     <w:p>
@@ -2000,7 +2000,7 @@
         <w:ind w:left="720"/>
       </w:pPr>
       <w:r>
-        <w:t xml:space="preserve">The parties acknowledge that NRS 613.195(6) makes judicial revision mandatory, not discretionary: where a covenant is supported by valuable consideration but its limitations as to time, geographical area, or scope of activity are unreasonable, impose a greater restraint than is necessary for Employer's protection, or impose undue hardship on Employee, the court shall revise the covenant to the extent necessary and enforce it as revised. Each restrictive covenant here is drawn no broader than necessary and is intended to be enforceable as written rather than in reliance on judicial revision. The parties further authorize a court to blue-pencil any overbroad restraint that the mandatory-revision statute does not reach.</w:t>
+        <w:t xml:space="preserve">Each restrictive covenant in this agreement survives the termination of Employee's employment for the Restricted Period specified in Cover Terms, and each covenant's survival is independent of the others. Obligations under the Confidential Information and Trade Secret Protection section survive indefinitely to the extent they relate to trade secrets. All other provisions survive to the extent necessary to enforce rights that arose during employment.</w:t>
       </w:r>
     </w:p>
     <w:p>
@@ -2019,7 +2019,7 @@
           <w:b/>
           <w:bCs/>
         </w:rPr>
-        <w:t xml:space="preserve">Survival and Expiration of Each Covenant</w:t>
+        <w:t xml:space="preserve">Assignment and Successors</w:t>
       </w:r>
     </w:p>
     <w:p>
@@ -2029,7 +2029,7 @@
         <w:ind w:left="720"/>
       </w:pPr>
       <w:r>
-        <w:t xml:space="preserve">Each restrictive covenant in this agreement survives the termination of Employee's employment for the Restricted Period specified in Cover Terms, so that if a court revises one covenant's duration the separately stated survival terms of the others are unaffected. Obligations under the Confidential Information and Trade Secret Protection section survive indefinitely to the extent they relate to trade secrets. All other provisions survive to the extent necessary to enforce rights that arose during employment.</w:t>
+        <w:t xml:space="preserve">Employee may not assign this agreement or any rights or obligations under it. Employer may assign this agreement to an affiliate or a successor that acquires Employer's business through a statutory merger. Employer may assign a covenant not to compete or not to solicit in connection with an asset sale only with Employee's express consent, supported by additional valuable consideration. This agreement is binding on and inures to the benefit of the parties and their respective heirs, successors, and permitted assigns.</w:t>
       </w:r>
     </w:p>
     <w:p>
@@ -2048,7 +2048,7 @@
           <w:b/>
           <w:bCs/>
         </w:rPr>
-        <w:t xml:space="preserve">Assignment and Successors</w:t>
+        <w:t xml:space="preserve">Governing Law, Venue, and Dispute Process</w:t>
       </w:r>
     </w:p>
     <w:p>
@@ -2058,7 +2058,7 @@
         <w:ind w:left="720"/>
       </w:pPr>
       <w:r>
-        <w:t xml:space="preserve">Employee may not assign this agreement or any rights or obligations under it. Employer may assign this agreement to any affiliate or to a successor that acquires Employer's business through a statutory merger, in which case the covenants pass by operation of law. In an asset sale, however, the covenants not to compete and not to solicit are personal in nature and are not assignable to the purchaser absent Employee's express consent, obtained through arm's-length negotiation and supported by valuable consideration beyond that necessary to support the underlying covenants; a general successors-and-assigns clause does not substitute for that consent. This section does not affect any reasonable sale-of-business covenant permitted under NRS 598A.040(5). This agreement is binding on and inures to the benefit of the parties and their respective heirs, successors, and permitted assigns.</w:t>
+        <w:t xml:space="preserve">This agreement is governed by the law listed in Cover Terms, including NRS 613.195 and NRS 613.200 where Nevada law applies. Disputes will be resolved in the courts of the Governing Law state, subject to non-waivable rights under applicable law.</w:t>
       </w:r>
     </w:p>
     <w:p>
@@ -2077,7 +2077,7 @@
           <w:b/>
           <w:bCs/>
         </w:rPr>
-        <w:t xml:space="preserve">Governing Law, Venue, and Dispute Process</w:t>
+        <w:t xml:space="preserve">Entire Agreement, Amendment, Waiver, and Electronic Signatures</w:t>
       </w:r>
     </w:p>
     <w:p>
@@ -2087,36 +2087,7 @@
         <w:ind w:left="720"/>
       </w:pPr>
       <w:r>
-        <w:t xml:space="preserve">This agreement is governed by the law listed in Cover Terms, including NRS 613.195 and NRS 613.200 where Nevada law applies. Disputes will be resolved in the courts of the Governing Law state, subject to non-waivable rights under applicable law.</w:t>
-      </w:r>
-    </w:p>
-    <w:p>
-      <w:pPr>
-        <w:pStyle w:val="OABody"/>
-        <w:keepNext/>
-        <w:numPr>
-          <w:ilvl w:val="0"/>
-          <w:numId w:val="1"/>
-        </w:numPr>
-        <w:spacing w:before="320" w:after="120" w:line="340" w:lineRule="auto"/>
-        <w:jc w:val="left"/>
-      </w:pPr>
-      <w:r>
-        <w:rPr>
-          <w:b/>
-          <w:bCs/>
-        </w:rPr>
-        <w:t xml:space="preserve">Entire Agreement, Amendment, Waiver, and Electronic Signatures</w:t>
-      </w:r>
-    </w:p>
-    <w:p>
-      <w:pPr>
-        <w:pStyle w:val="OABody"/>
-        <w:spacing w:before="0" w:after="120" w:line="340" w:lineRule="auto"/>
-        <w:ind w:left="720"/>
-      </w:pPr>
-      <w:r>
-        <w:t xml:space="preserve">This agreement constitutes the entire agreement between the parties regarding its subject matter and supersedes all prior agreements, understandings, and negotiations on this subject. This agreement may be amended only in writing signed by both parties; any amendment that tightens a restrictive covenant must state the fresh valuable consideration given for the new restriction, so that the tightened restraint stays appropriate in relation to its consideration under NRS 613.195(1)(a) and (d). A party's failure to enforce any provision does not waive that party's right to enforce it later. This agreement may be executed in counterparts, including by electronic signature, each of which is an original.</w:t>
+        <w:t xml:space="preserve">This agreement constitutes the entire agreement between the parties regarding its subject matter and supersedes all prior agreements, understandings, and negotiations on this subject. This agreement may be amended only in writing signed by both parties; any amendment that tightens a restrictive covenant must state the additional valuable consideration given for the new restriction. A party's failure to enforce any provision does not waive that party's right to enforce it later. This agreement may be executed in counterparts, including by electronic signature, each of which is an original.</w:t>
       </w:r>
     </w:p>
     <w:p>

--- a/templates/openagreements-cc-by-4.0/openagreements-restrictive-covenant-nevada/template.fill.docx
+++ b/templates/openagreements-cc-by-4.0/openagreements-restrictive-covenant-nevada/template.fill.docx
@@ -1470,7 +1470,7 @@
         <w:t xml:space="preserve">{nevada_consideration}</w:t>
       </w:r>
       <w:r>
-        <w:t xml:space="preserve">. Employer has advised Employee that Employee may consult with an attorney of Employee's choosing before entering into this agreement, and Employee acknowledges having had a reasonable opportunity to do so. Employee acknowledges that the restrictions in this agreement are appropriate to protect Employer's Protected Interests. This agreement is effective as of the Effective Date listed in Cover Terms.</w:t>
+        <w:t xml:space="preserve">. Employer has advised Employee that Employee may consult with an attorney of Employee's choosing before entering into this agreement, and Employee acknowledges having had a reasonable opportunity to do so. Employee acknowledges that the restrictions in this agreement are reasonable and necessary to protect Employer's Protected Interests. This agreement is effective as of the Effective Date listed in Cover Terms.</w:t>
       </w:r>
     </w:p>
     <w:p>
@@ -1591,7 +1591,7 @@
         <w:ind w:left="720"/>
       </w:pPr>
       <w:r>
-        <w:t xml:space="preserve">During the Restricted Period, Employee must not Solicit, recruit, hire, or attempt to hire any Covered Employee. This restriction does not prohibit Employee from providing a professional reference upon request or from hiring a person who responds to a general advertisement not directed specifically at Employer's employees. This covenant is limited to the scope needed to protect Employer's workforce stability and does not operate as a bar on any former colleague obtaining employment elsewhere.</w:t>
+        <w:t xml:space="preserve">During the Restricted Period, Employee must not Solicit, recruit, hire, or attempt to hire any Covered Employee. This restriction does not prohibit Employee from providing a professional reference upon request or from hiring a person who responds to a general advertisement not directed specifically at Employer's employees. This covenant is drawn no broader than necessary to protect Employer's workforce stability and does not operate as a bar on any former colleague obtaining employment elsewhere.</w:t>
       </w:r>
     </w:p>
     <w:p>
@@ -1942,7 +1942,7 @@
         <w:ind w:left="720"/>
       </w:pPr>
       <w:r>
-        <w:t xml:space="preserve">Nothing in this agreement waives any non-waivable statutory rights under NRS 613.195(7).</w:t>
+        <w:t xml:space="preserve">Employee acknowledges that a breach of this agreement may cause Employer irreparable harm for which money damages would be inadequate, and, subject to NRS 613.195 and other applicable law, Employer may seek temporary and permanent injunctive relief and any other appropriate remedy available at law or in equity. If Employer brings an action to enforce a covenant not to compete in this agreement, or Employee brings an action to challenge one, and the court finds either that the covenant applies to Employee while Employee is paid solely on an hourly wage basis, exclusive of any tips or gratuities, or that Employer has restricted or attempted to restrict Employee from providing service to a former customer or client in the circumstances described in NRS 613.195(2), the court shall award Employee reasonable attorney's fees and costs in accordance with NRS 613.195(7).</w:t>
       </w:r>
     </w:p>
     <w:p>
@@ -2000,7 +2000,7 @@
         <w:ind w:left="720"/>
       </w:pPr>
       <w:r>
-        <w:t xml:space="preserve">Each restrictive covenant in this agreement survives the termination of Employee's employment for the Restricted Period specified in Cover Terms, and each covenant's survival is independent of the others. Obligations under the Confidential Information and Trade Secret Protection section survive indefinitely to the extent they relate to trade secrets. All other provisions survive to the extent necessary to enforce rights that arose during employment.</w:t>
+        <w:t xml:space="preserve">Each restrictive covenant in this agreement survives the termination of Employee's employment for the Restricted Period specified in Cover Terms, and each covenant's survival is independent of the others. Obligations under the Confidential Information and Trade Secret Protection section survive for the Trade Secrets Duration specified in Cover Terms to the extent they relate to trade secrets, and for the Other Confidential Information Duration specified in Cover Terms for other Confidential Information. All other provisions survive to the extent necessary to enforce rights that arose during employment.</w:t>
       </w:r>
     </w:p>
     <w:p>

--- a/templates/openagreements-cc-by-4.0/openagreements-restrictive-covenant-nevada/template.fill.docx
+++ b/templates/openagreements-cc-by-4.0/openagreements-restrictive-covenant-nevada/template.fill.docx
@@ -3139,169 +3139,79 @@
 
 <file path=word/header1.xml><?xml version="1.0" encoding="utf-8"?>
 <w:hdr xmlns:w="http://schemas.openxmlformats.org/wordprocessingml/2006/main" xmlns:r="http://schemas.openxmlformats.org/officeDocument/2006/relationships">
-  <w:tbl>
-    <w:tblPr>
-      <w:tblW w:w="10080" w:type="dxa"/>
-      <w:tblBorders>
-        <w:top w:val="none" w:sz="0" w:space="0" w:color="auto"/>
-        <w:left w:val="none" w:sz="0" w:space="0" w:color="auto"/>
+  <w:p>
+    <w:pPr>
+      <w:pBdr>
         <w:bottom w:val="single" w:sz="8" w:space="0" w:color="107087"/>
-        <w:right w:val="none" w:sz="0" w:space="0" w:color="auto"/>
-        <w:insideH w:val="none" w:sz="0" w:space="0" w:color="auto"/>
-        <w:insideV w:val="none" w:sz="0" w:space="0" w:color="auto"/>
-      </w:tblBorders>
-      <w:tblLayout w:type="fixed"/>
-    </w:tblPr>
-    <w:tblGrid>
-      <w:gridCol w:w="10080"/>
-    </w:tblGrid>
-    <w:tr>
-      <w:tc>
-        <w:tcPr>
-          <w:tcW w:w="10080" w:type="dxa"/>
-          <w:tcBorders>
-            <w:bottom w:val="single" w:sz="8" w:space="0" w:color="107087"/>
-          </w:tcBorders>
-          <w:tcMar>
-            <w:top w:w="0" w:type="dxa"/>
-            <w:left w:w="0" w:type="dxa"/>
-            <w:bottom w:w="40" w:type="dxa"/>
-            <w:right w:w="0" w:type="dxa"/>
-          </w:tcMar>
-        </w:tcPr>
-        <w:p>
-          <w:pPr>
-            <w:spacing w:after="0"/>
-            <w:jc w:val="right"/>
-          </w:pPr>
-          <w:r>
-            <w:rPr>
-              <w:rFonts w:ascii="Arial" w:hAnsi="Arial" w:cs="Arial"/>
-              <w:b/>
-              <w:bCs/>
-              <w:caps/>
-              <w:color w:val="107087"/>
-              <w:sz w:val="18"/>
-              <w:szCs w:val="18"/>
-            </w:rPr>
-            <w:t xml:space="preserve">Cover Terms</w:t>
-          </w:r>
-        </w:p>
-      </w:tc>
-    </w:tr>
-  </w:tbl>
+      </w:pBdr>
+      <w:spacing w:after="0"/>
+      <w:jc w:val="right"/>
+    </w:pPr>
+    <w:r>
+      <w:rPr>
+        <w:rFonts w:ascii="Arial" w:hAnsi="Arial" w:cs="Arial"/>
+        <w:b/>
+        <w:bCs/>
+        <w:caps/>
+        <w:color w:val="107087"/>
+        <w:sz w:val="18"/>
+        <w:szCs w:val="18"/>
+      </w:rPr>
+      <w:t xml:space="preserve">Cover Terms</w:t>
+    </w:r>
+  </w:p>
 </w:hdr>
 </file>
 
 <file path=word/header2.xml><?xml version="1.0" encoding="utf-8"?>
 <w:hdr xmlns:w="http://schemas.openxmlformats.org/wordprocessingml/2006/main" xmlns:r="http://schemas.openxmlformats.org/officeDocument/2006/relationships">
-  <w:tbl>
-    <w:tblPr>
-      <w:tblW w:w="10080" w:type="dxa"/>
-      <w:tblBorders>
-        <w:top w:val="none" w:sz="0" w:space="0" w:color="auto"/>
-        <w:left w:val="none" w:sz="0" w:space="0" w:color="auto"/>
+  <w:p>
+    <w:pPr>
+      <w:pBdr>
         <w:bottom w:val="single" w:sz="8" w:space="0" w:color="107087"/>
-        <w:right w:val="none" w:sz="0" w:space="0" w:color="auto"/>
-        <w:insideH w:val="none" w:sz="0" w:space="0" w:color="auto"/>
-        <w:insideV w:val="none" w:sz="0" w:space="0" w:color="auto"/>
-      </w:tblBorders>
-      <w:tblLayout w:type="fixed"/>
-    </w:tblPr>
-    <w:tblGrid>
-      <w:gridCol w:w="10080"/>
-    </w:tblGrid>
-    <w:tr>
-      <w:tc>
-        <w:tcPr>
-          <w:tcW w:w="10080" w:type="dxa"/>
-          <w:tcBorders>
-            <w:bottom w:val="single" w:sz="8" w:space="0" w:color="107087"/>
-          </w:tcBorders>
-          <w:tcMar>
-            <w:top w:w="0" w:type="dxa"/>
-            <w:left w:w="0" w:type="dxa"/>
-            <w:bottom w:w="40" w:type="dxa"/>
-            <w:right w:w="0" w:type="dxa"/>
-          </w:tcMar>
-        </w:tcPr>
-        <w:p>
-          <w:pPr>
-            <w:spacing w:after="0"/>
-            <w:jc w:val="right"/>
-          </w:pPr>
-          <w:r>
-            <w:rPr>
-              <w:rFonts w:ascii="Arial" w:hAnsi="Arial" w:cs="Arial"/>
-              <w:b/>
-              <w:bCs/>
-              <w:caps/>
-              <w:color w:val="107087"/>
-              <w:sz w:val="18"/>
-              <w:szCs w:val="18"/>
-            </w:rPr>
-            <w:t xml:space="preserve">Standard Terms</w:t>
-          </w:r>
-        </w:p>
-      </w:tc>
-    </w:tr>
-  </w:tbl>
+      </w:pBdr>
+      <w:spacing w:after="0"/>
+      <w:jc w:val="right"/>
+    </w:pPr>
+    <w:r>
+      <w:rPr>
+        <w:rFonts w:ascii="Arial" w:hAnsi="Arial" w:cs="Arial"/>
+        <w:b/>
+        <w:bCs/>
+        <w:caps/>
+        <w:color w:val="107087"/>
+        <w:sz w:val="18"/>
+        <w:szCs w:val="18"/>
+      </w:rPr>
+      <w:t xml:space="preserve">Standard Terms</w:t>
+    </w:r>
+  </w:p>
 </w:hdr>
 </file>
 
 <file path=word/header3.xml><?xml version="1.0" encoding="utf-8"?>
 <w:hdr xmlns:w="http://schemas.openxmlformats.org/wordprocessingml/2006/main" xmlns:r="http://schemas.openxmlformats.org/officeDocument/2006/relationships">
-  <w:tbl>
-    <w:tblPr>
-      <w:tblW w:w="10080" w:type="dxa"/>
-      <w:tblBorders>
-        <w:top w:val="none" w:sz="0" w:space="0" w:color="auto"/>
-        <w:left w:val="none" w:sz="0" w:space="0" w:color="auto"/>
+  <w:p>
+    <w:pPr>
+      <w:pBdr>
         <w:bottom w:val="single" w:sz="8" w:space="0" w:color="107087"/>
-        <w:right w:val="none" w:sz="0" w:space="0" w:color="auto"/>
-        <w:insideH w:val="none" w:sz="0" w:space="0" w:color="auto"/>
-        <w:insideV w:val="none" w:sz="0" w:space="0" w:color="auto"/>
-      </w:tblBorders>
-      <w:tblLayout w:type="fixed"/>
-    </w:tblPr>
-    <w:tblGrid>
-      <w:gridCol w:w="10080"/>
-    </w:tblGrid>
-    <w:tr>
-      <w:tc>
-        <w:tcPr>
-          <w:tcW w:w="10080" w:type="dxa"/>
-          <w:tcBorders>
-            <w:bottom w:val="single" w:sz="8" w:space="0" w:color="107087"/>
-          </w:tcBorders>
-          <w:tcMar>
-            <w:top w:w="0" w:type="dxa"/>
-            <w:left w:w="0" w:type="dxa"/>
-            <w:bottom w:w="40" w:type="dxa"/>
-            <w:right w:w="0" w:type="dxa"/>
-          </w:tcMar>
-        </w:tcPr>
-        <w:p>
-          <w:pPr>
-            <w:spacing w:after="0"/>
-            <w:jc w:val="right"/>
-          </w:pPr>
-          <w:r>
-            <w:rPr>
-              <w:rFonts w:ascii="Arial" w:hAnsi="Arial" w:cs="Arial"/>
-              <w:b/>
-              <w:bCs/>
-              <w:caps/>
-              <w:color w:val="107087"/>
-              <w:sz w:val="18"/>
-              <w:szCs w:val="18"/>
-            </w:rPr>
-            <w:t xml:space="preserve">Signature Page</w:t>
-          </w:r>
-        </w:p>
-      </w:tc>
-    </w:tr>
-  </w:tbl>
+      </w:pBdr>
+      <w:spacing w:after="0"/>
+      <w:jc w:val="right"/>
+    </w:pPr>
+    <w:r>
+      <w:rPr>
+        <w:rFonts w:ascii="Arial" w:hAnsi="Arial" w:cs="Arial"/>
+        <w:b/>
+        <w:bCs/>
+        <w:caps/>
+        <w:color w:val="107087"/>
+        <w:sz w:val="18"/>
+        <w:szCs w:val="18"/>
+      </w:rPr>
+      <w:t xml:space="preserve">Signature Page</w:t>
+    </w:r>
+  </w:p>
 </w:hdr>
 </file>
 

--- a/templates/openagreements-cc-by-4.0/openagreements-restrictive-covenant-nevada/template.fill.docx
+++ b/templates/openagreements-cc-by-4.0/openagreements-restrictive-covenant-nevada/template.fill.docx
@@ -339,7 +339,7 @@
                 <w:rFonts w:ascii="Arial" w:hAnsi="Arial" w:cs="Arial"/>
                 <w:i/>
                 <w:iCs/>
-                <w:color w:val="494A4B"/>
+                <w:color w:val="1D2021"/>
                 <w:sz w:val="21"/>
                 <w:szCs w:val="21"/>
               </w:rPr>
@@ -363,7 +363,7 @@
                 <w:rFonts w:ascii="Arial" w:hAnsi="Arial" w:cs="Arial"/>
                 <w:i/>
                 <w:iCs/>
-                <w:color w:val="494A4B"/>
+                <w:color w:val="1D2021"/>
                 <w:sz w:val="21"/>
                 <w:szCs w:val="21"/>
                 <w:highlight w:val="yellow"/>
@@ -390,7 +390,7 @@
                 <w:rFonts w:ascii="Arial" w:hAnsi="Arial" w:cs="Arial"/>
                 <w:i/>
                 <w:iCs/>
-                <w:color w:val="494A4B"/>
+                <w:color w:val="1D2021"/>
                 <w:sz w:val="21"/>
                 <w:szCs w:val="21"/>
               </w:rPr>
@@ -414,7 +414,7 @@
                 <w:rFonts w:ascii="Arial" w:hAnsi="Arial" w:cs="Arial"/>
                 <w:i/>
                 <w:iCs/>
-                <w:color w:val="494A4B"/>
+                <w:color w:val="1D2021"/>
                 <w:sz w:val="21"/>
                 <w:szCs w:val="21"/>
                 <w:highlight w:val="yellow"/>
@@ -478,7 +478,7 @@
                 <w:rFonts w:ascii="Arial" w:hAnsi="Arial" w:cs="Arial"/>
                 <w:i/>
                 <w:iCs/>
-                <w:color w:val="494A4B"/>
+                <w:color w:val="1D2021"/>
                 <w:sz w:val="21"/>
                 <w:szCs w:val="21"/>
               </w:rPr>
@@ -502,7 +502,7 @@
                 <w:rFonts w:ascii="Arial" w:hAnsi="Arial" w:cs="Arial"/>
                 <w:i/>
                 <w:iCs/>
-                <w:color w:val="494A4B"/>
+                <w:color w:val="1D2021"/>
                 <w:sz w:val="21"/>
                 <w:szCs w:val="21"/>
                 <w:highlight w:val="yellow"/>
@@ -569,7 +569,7 @@
                 <w:rFonts w:ascii="Arial" w:hAnsi="Arial" w:cs="Arial"/>
                 <w:i/>
                 <w:iCs/>
-                <w:color w:val="494A4B"/>
+                <w:color w:val="1D2021"/>
                 <w:sz w:val="21"/>
                 <w:szCs w:val="21"/>
               </w:rPr>
@@ -593,7 +593,7 @@
                 <w:rFonts w:ascii="Arial" w:hAnsi="Arial" w:cs="Arial"/>
                 <w:i/>
                 <w:iCs/>
-                <w:color w:val="494A4B"/>
+                <w:color w:val="1D2021"/>
                 <w:sz w:val="21"/>
                 <w:szCs w:val="21"/>
                 <w:highlight w:val="yellow"/>
@@ -660,7 +660,7 @@
                 <w:rFonts w:ascii="Arial" w:hAnsi="Arial" w:cs="Arial"/>
                 <w:i/>
                 <w:iCs/>
-                <w:color w:val="494A4B"/>
+                <w:color w:val="1D2021"/>
                 <w:sz w:val="21"/>
                 <w:szCs w:val="21"/>
               </w:rPr>
@@ -684,7 +684,7 @@
                 <w:rFonts w:ascii="Arial" w:hAnsi="Arial" w:cs="Arial"/>
                 <w:i/>
                 <w:iCs/>
-                <w:color w:val="494A4B"/>
+                <w:color w:val="1D2021"/>
                 <w:sz w:val="21"/>
                 <w:szCs w:val="21"/>
                 <w:highlight w:val="yellow"/>
@@ -717,7 +717,7 @@
                 <w:rFonts w:ascii="Arial" w:hAnsi="Arial" w:cs="Arial"/>
                 <w:i/>
                 <w:iCs/>
-                <w:color w:val="494A4B"/>
+                <w:color w:val="1D2021"/>
                 <w:sz w:val="21"/>
                 <w:szCs w:val="21"/>
               </w:rPr>
@@ -741,7 +741,7 @@
                 <w:rFonts w:ascii="Arial" w:hAnsi="Arial" w:cs="Arial"/>
                 <w:i/>
                 <w:iCs/>
-                <w:color w:val="494A4B"/>
+                <w:color w:val="1D2021"/>
                 <w:sz w:val="21"/>
                 <w:szCs w:val="21"/>
                 <w:highlight w:val="yellow"/>
@@ -774,7 +774,7 @@
                 <w:rFonts w:ascii="Arial" w:hAnsi="Arial" w:cs="Arial"/>
                 <w:i/>
                 <w:iCs/>
-                <w:color w:val="494A4B"/>
+                <w:color w:val="1D2021"/>
                 <w:sz w:val="21"/>
                 <w:szCs w:val="21"/>
               </w:rPr>
@@ -798,7 +798,7 @@
                 <w:rFonts w:ascii="Arial" w:hAnsi="Arial" w:cs="Arial"/>
                 <w:i/>
                 <w:iCs/>
-                <w:color w:val="494A4B"/>
+                <w:color w:val="1D2021"/>
                 <w:sz w:val="21"/>
                 <w:szCs w:val="21"/>
                 <w:highlight w:val="yellow"/>
@@ -831,7 +831,7 @@
                 <w:rFonts w:ascii="Arial" w:hAnsi="Arial" w:cs="Arial"/>
                 <w:i/>
                 <w:iCs/>
-                <w:color w:val="494A4B"/>
+                <w:color w:val="1D2021"/>
                 <w:sz w:val="21"/>
                 <w:szCs w:val="21"/>
               </w:rPr>
@@ -855,7 +855,7 @@
                 <w:rFonts w:ascii="Arial" w:hAnsi="Arial" w:cs="Arial"/>
                 <w:i/>
                 <w:iCs/>
-                <w:color w:val="494A4B"/>
+                <w:color w:val="1D2021"/>
                 <w:sz w:val="21"/>
                 <w:szCs w:val="21"/>
                 <w:highlight w:val="yellow"/>
@@ -922,7 +922,7 @@
                 <w:rFonts w:ascii="Arial" w:hAnsi="Arial" w:cs="Arial"/>
                 <w:i/>
                 <w:iCs/>
-                <w:color w:val="494A4B"/>
+                <w:color w:val="1D2021"/>
                 <w:sz w:val="21"/>
                 <w:szCs w:val="21"/>
               </w:rPr>
@@ -946,7 +946,7 @@
                 <w:rFonts w:ascii="Arial" w:hAnsi="Arial" w:cs="Arial"/>
                 <w:i/>
                 <w:iCs/>
-                <w:color w:val="494A4B"/>
+                <w:color w:val="1D2021"/>
                 <w:sz w:val="21"/>
                 <w:szCs w:val="21"/>
                 <w:highlight w:val="yellow"/>
@@ -1013,7 +1013,7 @@
                 <w:rFonts w:ascii="Arial" w:hAnsi="Arial" w:cs="Arial"/>
                 <w:i/>
                 <w:iCs/>
-                <w:color w:val="494A4B"/>
+                <w:color w:val="1D2021"/>
                 <w:sz w:val="21"/>
                 <w:szCs w:val="21"/>
               </w:rPr>
@@ -1037,7 +1037,7 @@
                 <w:rFonts w:ascii="Arial" w:hAnsi="Arial" w:cs="Arial"/>
                 <w:i/>
                 <w:iCs/>
-                <w:color w:val="494A4B"/>
+                <w:color w:val="1D2021"/>
                 <w:sz w:val="21"/>
                 <w:szCs w:val="21"/>
                 <w:highlight w:val="yellow"/>
@@ -1095,7 +1095,7 @@
                 <w:rFonts w:ascii="Arial" w:hAnsi="Arial" w:cs="Arial"/>
                 <w:i/>
                 <w:iCs/>
-                <w:color w:val="494A4B"/>
+                <w:color w:val="1D2021"/>
                 <w:sz w:val="21"/>
                 <w:szCs w:val="21"/>
               </w:rPr>
@@ -1119,7 +1119,7 @@
                 <w:rFonts w:ascii="Arial" w:hAnsi="Arial" w:cs="Arial"/>
                 <w:i/>
                 <w:iCs/>
-                <w:color w:val="494A4B"/>
+                <w:color w:val="1D2021"/>
                 <w:sz w:val="21"/>
                 <w:szCs w:val="21"/>
                 <w:highlight w:val="yellow"/>

--- a/templates/openagreements-cc-by-4.0/openagreements-restrictive-covenant-nevada/template.fill.docx
+++ b/templates/openagreements-cc-by-4.0/openagreements-restrictive-covenant-nevada/template.fill.docx
@@ -1187,7 +1187,7 @@
         <w:t xml:space="preserve">“Competitive Business”</w:t>
       </w:r>
       <w:r>
-        <w:t xml:space="preserve"> means the business activities described in Cover Terms under Competitive Business.</w:t>
+        <w:t xml:space="preserve"> means a person or entity that engages in the business activities described in Cover Terms under Competitive Business.</w:t>
       </w:r>
     </w:p>
     <w:p>
